--- a/ITS_20260218_v02.docx
+++ b/ITS_20260218_v02.docx
@@ -33477,7 +33477,7 @@
         <w:rPr>
           <w:rStyle w:val="VerbatimChar"/>
         </w:rPr>
-        <w:t xml:space="preserve">&lt;environment: 0x0000016f1aba7e78&gt;</w:t>
+        <w:t xml:space="preserve">&lt;environment: 0x000001c903b1e390&gt;</w:t>
       </w:r>
       <w:r>
         <w:br/>
@@ -34255,7 +34255,7 @@
         <w:rPr>
           <w:rStyle w:val="VerbatimChar"/>
         </w:rPr>
-        <w:t xml:space="preserve">&lt;environment: 0x0000016f0ef35c80&gt;</w:t>
+        <w:t xml:space="preserve">&lt;environment: 0x000001c8f7d65320&gt;</w:t>
       </w:r>
       <w:r>
         <w:br/>
@@ -35077,7 +35077,7 @@
         <w:rPr>
           <w:rStyle w:val="VerbatimChar"/>
         </w:rPr>
-        <w:t xml:space="preserve">&lt;environment: 0x0000016f17d46140&gt;</w:t>
+        <w:t xml:space="preserve">&lt;environment: 0x000001c900ca47d8&gt;</w:t>
       </w:r>
       <w:r>
         <w:br/>
@@ -35899,7 +35899,7 @@
         <w:rPr>
           <w:rStyle w:val="VerbatimChar"/>
         </w:rPr>
-        <w:t xml:space="preserve">&lt;environment: 0x0000016f1af02630&gt;</w:t>
+        <w:t xml:space="preserve">&lt;environment: 0x000001c903e43c88&gt;</w:t>
       </w:r>
       <w:r>
         <w:br/>
@@ -36721,7 +36721,7 @@
         <w:rPr>
           <w:rStyle w:val="VerbatimChar"/>
         </w:rPr>
-        <w:t xml:space="preserve">&lt;environment: 0x0000016f1a113008&gt;</w:t>
+        <w:t xml:space="preserve">&lt;environment: 0x000001c903069e48&gt;</w:t>
       </w:r>
       <w:r>
         <w:br/>
@@ -37543,7 +37543,7 @@
         <w:rPr>
           <w:rStyle w:val="VerbatimChar"/>
         </w:rPr>
-        <w:t xml:space="preserve">&lt;environment: 0x0000016f0eb99318&gt;</w:t>
+        <w:t xml:space="preserve">&lt;environment: 0x000001c8f7a1b890&gt;</w:t>
       </w:r>
       <w:r>
         <w:br/>
@@ -38365,7 +38365,7 @@
         <w:rPr>
           <w:rStyle w:val="VerbatimChar"/>
         </w:rPr>
-        <w:t xml:space="preserve">&lt;environment: 0x0000016f189a3108&gt;</w:t>
+        <w:t xml:space="preserve">&lt;environment: 0x000001c901d14ef0&gt;</w:t>
       </w:r>
       <w:r>
         <w:br/>
@@ -39187,7 +39187,7 @@
         <w:rPr>
           <w:rStyle w:val="VerbatimChar"/>
         </w:rPr>
-        <w:t xml:space="preserve">&lt;environment: 0x0000016f0f117970&gt;</w:t>
+        <w:t xml:space="preserve">&lt;environment: 0x000001c8f7f450b8&gt;</w:t>
       </w:r>
       <w:r>
         <w:br/>
@@ -40009,7 +40009,7 @@
         <w:rPr>
           <w:rStyle w:val="VerbatimChar"/>
         </w:rPr>
-        <w:t xml:space="preserve">&lt;environment: 0x0000016f0ee3ca20&gt;</w:t>
+        <w:t xml:space="preserve">&lt;environment: 0x000001c8f7c75f28&gt;</w:t>
       </w:r>
       <w:r>
         <w:br/>
@@ -40831,7 +40831,7 @@
         <w:rPr>
           <w:rStyle w:val="VerbatimChar"/>
         </w:rPr>
-        <w:t xml:space="preserve">&lt;environment: 0x0000016f0ed57048&gt;</w:t>
+        <w:t xml:space="preserve">&lt;environment: 0x000001c8f7b886d8&gt;</w:t>
       </w:r>
       <w:r>
         <w:br/>
@@ -41653,7 +41653,7 @@
         <w:rPr>
           <w:rStyle w:val="VerbatimChar"/>
         </w:rPr>
-        <w:t xml:space="preserve">&lt;environment: 0x0000016f0cfb6ca8&gt;</w:t>
+        <w:t xml:space="preserve">&lt;environment: 0x000001c8f5e32570&gt;</w:t>
       </w:r>
       <w:r>
         <w:br/>
@@ -42475,7 +42475,7 @@
         <w:rPr>
           <w:rStyle w:val="VerbatimChar"/>
         </w:rPr>
-        <w:t xml:space="preserve">&lt;environment: 0x0000016f0dea9798&gt;</w:t>
+        <w:t xml:space="preserve">&lt;environment: 0x000001c8f6d1afb8&gt;</w:t>
       </w:r>
       <w:r>
         <w:br/>
@@ -43297,7 +43297,7 @@
         <w:rPr>
           <w:rStyle w:val="VerbatimChar"/>
         </w:rPr>
-        <w:t xml:space="preserve">&lt;environment: 0x0000016f18985cd8&gt;</w:t>
+        <w:t xml:space="preserve">&lt;environment: 0x000001c9019c1a00&gt;</w:t>
       </w:r>
       <w:r>
         <w:br/>
@@ -44147,7 +44147,7 @@
         <w:rPr>
           <w:rStyle w:val="VerbatimChar"/>
         </w:rPr>
-        <w:t xml:space="preserve">&lt;environment: 0x0000016f05f1eff0&gt;</w:t>
+        <w:t xml:space="preserve">&lt;environment: 0x000001c8ef317958&gt;</w:t>
       </w:r>
       <w:r>
         <w:br/>
@@ -44987,7 +44987,7 @@
         <w:rPr>
           <w:rStyle w:val="VerbatimChar"/>
         </w:rPr>
-        <w:t xml:space="preserve">&lt;environment: 0x0000016f0fc3d1b0&gt;</w:t>
+        <w:t xml:space="preserve">&lt;environment: 0x000001c8f8a79928&gt;</w:t>
       </w:r>
       <w:r>
         <w:br/>
@@ -45827,7 +45827,7 @@
         <w:rPr>
           <w:rStyle w:val="VerbatimChar"/>
         </w:rPr>
-        <w:t xml:space="preserve">&lt;environment: 0x0000016f1b33b1e8&gt;</w:t>
+        <w:t xml:space="preserve">&lt;environment: 0x000001c904280728&gt;</w:t>
       </w:r>
       <w:r>
         <w:br/>
@@ -46665,7 +46665,7 @@
         <w:rPr>
           <w:rStyle w:val="VerbatimChar"/>
         </w:rPr>
-        <w:t xml:space="preserve">&lt;environment: 0x0000016f19dafdd0&gt;</w:t>
+        <w:t xml:space="preserve">&lt;environment: 0x000001c902d0da18&gt;</w:t>
       </w:r>
       <w:r>
         <w:br/>
@@ -47493,7 +47493,7 @@
         <w:rPr>
           <w:rStyle w:val="VerbatimChar"/>
         </w:rPr>
-        <w:t xml:space="preserve">&lt;environment: 0x0000016f1840a308&gt;</w:t>
+        <w:t xml:space="preserve">&lt;environment: 0x000001c9018206c0&gt;</w:t>
       </w:r>
       <w:r>
         <w:br/>
@@ -48325,7 +48325,7 @@
         <w:rPr>
           <w:rStyle w:val="VerbatimChar"/>
         </w:rPr>
-        <w:t xml:space="preserve">&lt;environment: 0x0000016f0fe21df0&gt;</w:t>
+        <w:t xml:space="preserve">&lt;environment: 0x000001c8f8c58450&gt;</w:t>
       </w:r>
       <w:r>
         <w:br/>
@@ -50187,7 +50187,7 @@
         <w:rPr>
           <w:rStyle w:val="StringTok"/>
         </w:rPr>
-        <w:t xml:space="preserve">"During PPHC opening hours only"</w:t>
+        <w:t xml:space="preserve">"During PHCC opening hours only"</w:t>
       </w:r>
       <w:r>
         <w:rPr>
@@ -50281,7 +50281,7 @@
         <w:rPr>
           <w:rStyle w:val="StringTok"/>
         </w:rPr>
-        <w:t xml:space="preserve">"Outside PPHC opening hours only"</w:t>
+        <w:t xml:space="preserve">"Outside PHCC opening hours only"</w:t>
       </w:r>
       <w:r>
         <w:rPr>
